--- a/docs/resume/word/LucasCruz_CV_PT.docx
+++ b/docs/resume/word/LucasCruz_CV_PT.docx
@@ -70,7 +70,7 @@
         <w:rPr>
           <w:sz w:val="20"/>
         </w:rPr>
-        <w:t>Engenheiro de Dados Sênior e Engenheiro de Automação com IA Generativa com mais de 5 anos de experiência construindo pipelines de dados em produção, lakehouses em nuvem e automações com LLMs/n8n. Atuação comprovada em IoT, fintechs, agronegócio e inteligência automotiva utilizando AWS, Azure e GCP. Inglês fluente (C1); disponível para realocação na Europa.</w:t>
+        <w:t>Engenheiro de Dados Sênior e Engenheiro de Automação com IA Generativa com mais de 5 anos de experiência construindo pipelines de dados em produção, lakehouses em nuvem e automações com LLMs/n8n. Atuação comprovada em IoT, fintechs, agronegócio e inteligência automotiva utilizando AWS, Azure e GCP, com implementação de produto voltada a clientes. Inglês fluente (C1); disponível para realocação na Europa.</w:t>
       </w:r>
     </w:p>
     <w:p>
@@ -434,6 +434,19 @@
           <w:sz w:val="20"/>
         </w:rPr>
         <w:t>Realizou deploy de serviços backend conteinerizados no Azure com Docker, padronizando ambientes e melhorando a confiabilidade das implantações.</w:t>
+      </w:r>
+    </w:p>
+    <w:p>
+      <w:pPr>
+        <w:pStyle w:val="ListBullet"/>
+        <w:spacing w:after="40"/>
+        <w:ind w:left="216"/>
+      </w:pPr>
+      <w:r>
+        <w:rPr>
+          <w:sz w:val="20"/>
+        </w:rPr>
+        <w:t>Coordenou sprints de entrega no Notion, demos para clientes, treinamento de produto, apoio comercial e suporte pós-lançamento enquanto preparava o lançamento mobile com Play Store/EAS/DUNS.</w:t>
       </w:r>
     </w:p>
     <w:p>

--- a/docs/resume/word/LucasCruz_CV_PT.docx
+++ b/docs/resume/word/LucasCruz_CV_PT.docx
@@ -718,7 +718,7 @@
           <w:b/>
           <w:sz w:val="21"/>
         </w:rPr>
-        <w:t>Nox TKTech Telegram Assistant</w:t>
+        <w:t>Assistente Conversacional Telegram</w:t>
       </w:r>
     </w:p>
     <w:p>
